--- a/Style Guidelines.docx
+++ b/Style Guidelines.docx
@@ -1521,6 +1521,8 @@
             <w:pPr>
               <w:rPr>
                 <w:rFonts w:ascii="Arial" w:hAnsi="Arial" w:cs="Arial"/>
+                <w:b/>
+                <w:bCs/>
                 <w:sz w:val="24"/>
                 <w:szCs w:val="24"/>
               </w:rPr>
@@ -1529,6 +1531,8 @@
             <w:r>
               <w:rPr>
                 <w:rFonts w:ascii="Arial" w:hAnsi="Arial" w:cs="Arial"/>
+                <w:b/>
+                <w:bCs/>
                 <w:sz w:val="24"/>
                 <w:szCs w:val="24"/>
               </w:rPr>
@@ -1538,6 +1542,8 @@
             <w:r>
               <w:rPr>
                 <w:rFonts w:ascii="Arial" w:hAnsi="Arial" w:cs="Arial"/>
+                <w:b/>
+                <w:bCs/>
                 <w:sz w:val="24"/>
                 <w:szCs w:val="24"/>
               </w:rPr>
@@ -1547,6 +1553,8 @@
             <w:r>
               <w:rPr>
                 <w:rFonts w:ascii="Arial" w:hAnsi="Arial" w:cs="Arial"/>
+                <w:b/>
+                <w:bCs/>
                 <w:sz w:val="24"/>
                 <w:szCs w:val="24"/>
               </w:rPr>
@@ -4597,6 +4605,7 @@
   <w:style w:type="character" w:default="1" w:styleId="DefaultParagraphFont">
     <w:name w:val="Default Paragraph Font"/>
     <w:uiPriority w:val="1"/>
+    <w:semiHidden/>
     <w:unhideWhenUsed/>
   </w:style>
   <w:style w:type="table" w:default="1" w:styleId="TableNormal">
